--- a/Paladin_Compliance_2.14_Confidentiality_Classification_Restricted_Information_Handling_and_Governance_Sensitivity_Scaling.docx
+++ b/Paladin_Compliance_2.14_Confidentiality_Classification_Restricted_Information_Handling_and_Governance_Sensitivity_Scaling.docx
@@ -753,7 +753,7 @@
                 <w:color w:val="1F2937"/>
                 <w:sz w:val="16"/>
               </w:rPr>
-              <w:t>Information can damage trust or distort assurance even when no regulated record is present.</w:t>
+              <w:t>Information can damage trust or distort confidence even when no regulated record is present.</w:t>
             </w:r>
           </w:p>
         </w:tc>
@@ -1667,7 +1667,7 @@
                 <w:color w:val="1F2937"/>
                 <w:sz w:val="16"/>
               </w:rPr>
-              <w:t>Material supporting customer, partner, investor, executive, or public assurance language.</w:t>
+              <w:t>Material supporting customer, partner, investor, executive, or public confidence language.</w:t>
             </w:r>
           </w:p>
         </w:tc>
@@ -2006,7 +2006,7 @@
                 <w:color w:val="1F2937"/>
                 <w:sz w:val="16"/>
               </w:rPr>
-              <w:t>Status may imply assurance before evidence is reliable.</w:t>
+              <w:t>Status may imply confidence before evidence is reliable.</w:t>
             </w:r>
           </w:p>
         </w:tc>
@@ -2400,7 +2400,7 @@
                 <w:color w:val="1F2937"/>
                 <w:sz w:val="16"/>
               </w:rPr>
-              <w:t>Assurance support material</w:t>
+              <w:t>Confidence support material</w:t>
             </w:r>
           </w:p>
         </w:tc>
@@ -2427,7 +2427,7 @@
                 <w:color w:val="1F2937"/>
                 <w:sz w:val="16"/>
               </w:rPr>
-              <w:t>Provides basis for claims, customer response, executive update, or verification signal.</w:t>
+              <w:t>Provides basis for claims, customer response, executive update, or registry record signal.</w:t>
             </w:r>
           </w:p>
         </w:tc>
@@ -3144,7 +3144,7 @@
                 <w:color w:val="1F2937"/>
                 <w:sz w:val="16"/>
               </w:rPr>
-              <w:t>Audience begins treating information as evidence, decision support, or assurance.</w:t>
+              <w:t>Audience begins treating information as evidence, decision support, or confidence.</w:t>
             </w:r>
           </w:p>
         </w:tc>
@@ -3775,7 +3775,7 @@
                 <w:color w:val="1F2937"/>
                 <w:sz w:val="16"/>
               </w:rPr>
-              <w:t>Data gathered for remediation is reused for assurance response.</w:t>
+              <w:t>Data gathered for remediation is reused for confidence response.</w:t>
             </w:r>
           </w:p>
         </w:tc>
@@ -5813,7 +5813,7 @@
                 <w:color w:val="1F2937"/>
                 <w:sz w:val="16"/>
               </w:rPr>
-              <w:t>May imply assurance while excluding population or caveat.</w:t>
+              <w:t>May imply confidence while excluding population or caveat.</w:t>
             </w:r>
           </w:p>
         </w:tc>
@@ -5898,7 +5898,7 @@
                 <w:color w:val="1F2937"/>
                 <w:sz w:val="16"/>
               </w:rPr>
-              <w:t>Collects artifacts for audit support, review, or assurance.</w:t>
+              <w:t>Collects artifacts for audit support, review, or confidence.</w:t>
             </w:r>
           </w:p>
         </w:tc>
@@ -7134,7 +7134,7 @@
                 <w:color w:val="1F2937"/>
                 <w:sz w:val="16"/>
               </w:rPr>
-              <w:t>Review materials can become broad assurance artifacts.</w:t>
+              <w:t>Review materials can become broad confidence artifacts.</w:t>
             </w:r>
           </w:p>
         </w:tc>
@@ -7825,7 +7825,7 @@
                 <w:color w:val="1F2937"/>
                 <w:sz w:val="16"/>
               </w:rPr>
-              <w:t>Operational artifact is used to support assertion, review, or assurance.</w:t>
+              <w:t>Operational artifact is used to support assertion, review, or confidence.</w:t>
             </w:r>
           </w:p>
         </w:tc>
@@ -8411,7 +8411,7 @@
                 <w:color w:val="1F2937"/>
                 <w:sz w:val="16"/>
               </w:rPr>
-              <w:t>Stale context can create false assurance or unnecessary exposure.</w:t>
+              <w:t>Stale context can create false confidence or unnecessary exposure.</w:t>
             </w:r>
           </w:p>
         </w:tc>
@@ -8861,7 +8861,7 @@
                 <w:color w:val="1F2937"/>
                 <w:sz w:val="16"/>
               </w:rPr>
-              <w:t>Information gathered for remediation is reused for assurance.</w:t>
+              <w:t>Information gathered for remediation is reused for confidence.</w:t>
             </w:r>
           </w:p>
         </w:tc>
@@ -9690,7 +9690,7 @@
                 <w:color w:val="1F2937"/>
                 <w:sz w:val="16"/>
               </w:rPr>
-              <w:t>Internal status becomes implied external assurance.</w:t>
+              <w:t>Internal status becomes implied external confidence.</w:t>
             </w:r>
           </w:p>
         </w:tc>
@@ -9974,7 +9974,7 @@
                 <w:color w:val="1F2937"/>
                 <w:sz w:val="16"/>
               </w:rPr>
-              <w:t>Will it support decision, evidence, assurance, or representation?</w:t>
+              <w:t>Will it support decision, evidence, confidence, or representation?</w:t>
             </w:r>
           </w:p>
         </w:tc>
@@ -11813,7 +11813,7 @@
                 <w:color w:val="1F2937"/>
                 <w:sz w:val="16"/>
               </w:rPr>
-              <w:t>Generated explanation may create false assurance or expose dependency.</w:t>
+              <w:t>Generated explanation may create false confidence or expose dependency.</w:t>
             </w:r>
           </w:p>
         </w:tc>
@@ -13163,7 +13163,7 @@
                 <w:color w:val="1F2937"/>
                 <w:sz w:val="16"/>
               </w:rPr>
-              <w:t>Internal governance language becomes external assurance.</w:t>
+              <w:t>Internal governance language becomes external confidence.</w:t>
             </w:r>
           </w:p>
         </w:tc>
